--- a/exercises/Bài tập 043 - Should Ought to.docx
+++ b/exercises/Bài tập 043 - Should Ought to.docx
@@ -9,6 +9,7 @@
         <w:rPr>
           <w:rFonts w:ascii="Arial" w:hAnsi="Arial" w:cs="Arial"/>
           <w:b/>
+          <w:color w:val="000000"/>
           <w:sz w:val="32"/>
         </w:rPr>
       </w:pPr>
@@ -16,6 +17,7 @@
         <w:rPr>
           <w:rFonts w:ascii="Arial" w:hAnsi="Arial" w:cs="Arial"/>
           <w:b/>
+          <w:color w:val="000000"/>
           <w:sz w:val="32"/>
         </w:rPr>
         <w:t>BÀI TẬP NGÀY 43</w:t>
@@ -28,6 +30,7 @@
         <w:rPr>
           <w:rFonts w:ascii="Arial" w:hAnsi="Arial" w:cs="Arial"/>
           <w:b/>
+          <w:color w:val="000000"/>
           <w:sz w:val="36"/>
         </w:rPr>
       </w:pPr>
@@ -35,626 +38,1680 @@
         <w:rPr>
           <w:rFonts w:ascii="Arial" w:hAnsi="Arial" w:cs="Arial"/>
           <w:b/>
+          <w:color w:val="000000"/>
           <w:sz w:val="36"/>
         </w:rPr>
         <w:t>SHOULD / OUGHT TO</w:t>
       </w:r>
     </w:p>
     <w:p>
-      <w:r>
+      <w:pPr>
+        <w:rPr>
+          <w:color w:val="000000"/>
+        </w:rPr>
+      </w:pPr>
+      <w:r>
+        <w:rPr>
+          <w:color w:val="000000"/>
+        </w:rPr>
         <w:t>Họ và tên: __________________________                         Điểm: ________/100</w:t>
       </w:r>
     </w:p>
     <w:p>
       <w:pPr>
         <w:pStyle w:val="Heading1"/>
-      </w:pPr>
-      <w:r>
+        <w:spacing w:before="60"/>
+      </w:pPr>
+      <w:r>
+        <w:lastRenderedPageBreak/>
         <w:t>PHẦN 1. CHỌN ĐÁP ÁN ĐÚNG (10 điểm)</w:t>
       </w:r>
     </w:p>
     <w:p>
-      <w:r>
+      <w:pPr>
+        <w:keepNext/>
+        <w:spacing w:before="120" w:after="60"/>
+        <w:rPr>
+          <w:color w:val="000000"/>
+        </w:rPr>
+      </w:pPr>
+      <w:r>
+        <w:rPr>
+          <w:color w:val="000000"/>
+        </w:rPr>
         <w:t>1. You should ______ more water.   A. drink   B. drinks   C. to drink</w:t>
       </w:r>
     </w:p>
     <w:p>
-      <w:r>
+      <w:pPr>
+        <w:keepNext/>
+        <w:spacing w:before="120" w:after="60"/>
+        <w:rPr>
+          <w:color w:val="000000"/>
+        </w:rPr>
+      </w:pPr>
+      <w:r>
+        <w:rPr>
+          <w:color w:val="000000"/>
+        </w:rPr>
         <w:t>2. She ought ______ a doctor.   A. see   B. to see   C. seeing</w:t>
       </w:r>
     </w:p>
     <w:p>
-      <w:r>
+      <w:pPr>
+        <w:keepNext/>
+        <w:spacing w:before="120" w:after="60"/>
+        <w:rPr>
+          <w:color w:val="000000"/>
+        </w:rPr>
+      </w:pPr>
+      <w:r>
+        <w:rPr>
+          <w:color w:val="000000"/>
+        </w:rPr>
         <w:t>3. You ______ stay up so late.   A. shouldn't   B. don't should   C. ought</w:t>
       </w:r>
     </w:p>
     <w:p>
-      <w:r>
+      <w:pPr>
+        <w:keepNext/>
+        <w:spacing w:before="120" w:after="60"/>
+        <w:rPr>
+          <w:color w:val="000000"/>
+        </w:rPr>
+      </w:pPr>
+      <w:r>
+        <w:rPr>
+          <w:color w:val="000000"/>
+        </w:rPr>
         <w:t>4. ______ I call him now?   A. Do should   B. Should   C. Ought</w:t>
       </w:r>
     </w:p>
     <w:p>
-      <w:r>
+      <w:pPr>
+        <w:keepNext/>
+        <w:spacing w:before="120" w:after="60"/>
+        <w:rPr>
+          <w:color w:val="000000"/>
+        </w:rPr>
+      </w:pPr>
+      <w:r>
+        <w:rPr>
+          <w:color w:val="000000"/>
+        </w:rPr>
         <w:t>5. People ______ respect each other.   A. should   B. should to   C. shoulds</w:t>
       </w:r>
     </w:p>
     <w:p>
-      <w:r>
+      <w:pPr>
+        <w:keepNext/>
+        <w:spacing w:before="120" w:after="60"/>
+        <w:rPr>
+          <w:color w:val="000000"/>
+        </w:rPr>
+      </w:pPr>
+      <w:r>
+        <w:rPr>
+          <w:color w:val="000000"/>
+        </w:rPr>
         <w:t>6. The bus ______ arrive soon.   A. ought   B. should   C. should to</w:t>
       </w:r>
     </w:p>
     <w:p>
-      <w:r>
+      <w:pPr>
+        <w:keepNext/>
+        <w:spacing w:before="120" w:after="60"/>
+        <w:rPr>
+          <w:color w:val="000000"/>
+        </w:rPr>
+      </w:pPr>
+      <w:r>
+        <w:rPr>
+          <w:color w:val="000000"/>
+        </w:rPr>
         <w:t>7. He ought not ______ so fast.   A. drive   B. to drive   C. driving</w:t>
       </w:r>
     </w:p>
     <w:p>
-      <w:r>
+      <w:pPr>
+        <w:keepNext/>
+        <w:spacing w:before="120" w:after="60"/>
+        <w:rPr>
+          <w:color w:val="000000"/>
+        </w:rPr>
+      </w:pPr>
+      <w:r>
+        <w:rPr>
+          <w:color w:val="000000"/>
+        </w:rPr>
         <w:t>8. I should have ______ earlier.   A. leave   B. left   C. leaving</w:t>
       </w:r>
     </w:p>
     <w:p>
-      <w:r>
+      <w:pPr>
+        <w:keepNext/>
+        <w:spacing w:before="120" w:after="60"/>
+        <w:rPr>
+          <w:color w:val="000000"/>
+        </w:rPr>
+      </w:pPr>
+      <w:r>
+        <w:rPr>
+          <w:color w:val="000000"/>
+        </w:rPr>
         <w:t>9. You ______ have said that.   A. shouldn't   B. shouldn't to   C. don't should</w:t>
       </w:r>
     </w:p>
     <w:p>
-      <w:r>
+      <w:pPr>
+        <w:keepNext/>
+        <w:spacing w:before="120" w:after="60"/>
+        <w:rPr>
+          <w:color w:val="000000"/>
+        </w:rPr>
+      </w:pPr>
+      <w:r>
+        <w:rPr>
+          <w:color w:val="000000"/>
+        </w:rPr>
         <w:t>10. You had better ______ an umbrella.   A. to take   B. taking   C. take</w:t>
       </w:r>
     </w:p>
     <w:p>
       <w:pPr>
         <w:pStyle w:val="Heading1"/>
+        <w:spacing w:before="240"/>
       </w:pPr>
       <w:r>
         <w:t>PHẦN 2. ĐIỀN SHOULD, SHOULDN'T, OUGHT TO HOẶC OUGHT NOT TO (10 điểm)</w:t>
       </w:r>
     </w:p>
     <w:p>
-      <w:r>
+      <w:pPr>
+        <w:keepNext/>
+        <w:spacing w:before="120" w:after="60"/>
+        <w:rPr>
+          <w:color w:val="000000"/>
+        </w:rPr>
+      </w:pPr>
+      <w:r>
+        <w:rPr>
+          <w:color w:val="000000"/>
+        </w:rPr>
         <w:t>1. You have a fever. You ______ see a doctor.</w:t>
       </w:r>
     </w:p>
     <w:p>
-      <w:r>
+      <w:pPr>
+        <w:keepNext/>
+        <w:spacing w:before="120" w:after="60"/>
+        <w:rPr>
+          <w:color w:val="000000"/>
+        </w:rPr>
+      </w:pPr>
+      <w:r>
+        <w:rPr>
+          <w:color w:val="000000"/>
+        </w:rPr>
         <w:t>2. We ______ waste water.</w:t>
       </w:r>
     </w:p>
     <w:p>
-      <w:r>
+      <w:pPr>
+        <w:keepNext/>
+        <w:spacing w:before="120" w:after="60"/>
+        <w:rPr>
+          <w:color w:val="000000"/>
+        </w:rPr>
+      </w:pPr>
+      <w:r>
+        <w:rPr>
+          <w:color w:val="000000"/>
+        </w:rPr>
         <w:t>3. Students ______ do their homework.</w:t>
       </w:r>
     </w:p>
     <w:p>
-      <w:r>
+      <w:pPr>
+        <w:keepNext/>
+        <w:spacing w:before="120" w:after="60"/>
+        <w:rPr>
+          <w:color w:val="000000"/>
+        </w:rPr>
+      </w:pPr>
+      <w:r>
+        <w:rPr>
+          <w:color w:val="000000"/>
+        </w:rPr>
         <w:t>4. He ______ drive when he is tired.</w:t>
       </w:r>
     </w:p>
     <w:p>
-      <w:r>
+      <w:pPr>
+        <w:keepNext/>
+        <w:spacing w:before="120" w:after="60"/>
+        <w:rPr>
+          <w:color w:val="000000"/>
+        </w:rPr>
+      </w:pPr>
+      <w:r>
+        <w:rPr>
+          <w:color w:val="000000"/>
+        </w:rPr>
         <w:t>5. People ______ keep their promises.</w:t>
       </w:r>
     </w:p>
     <w:p>
-      <w:r>
+      <w:pPr>
+        <w:keepNext/>
+        <w:spacing w:before="120" w:after="60"/>
+        <w:rPr>
+          <w:color w:val="000000"/>
+        </w:rPr>
+      </w:pPr>
+      <w:r>
+        <w:rPr>
+          <w:color w:val="000000"/>
+        </w:rPr>
         <w:t>6. You ______ eat so much sugar.</w:t>
       </w:r>
     </w:p>
     <w:p>
-      <w:r>
+      <w:pPr>
+        <w:keepNext/>
+        <w:spacing w:before="120" w:after="60"/>
+        <w:rPr>
+          <w:color w:val="000000"/>
+        </w:rPr>
+      </w:pPr>
+      <w:r>
+        <w:rPr>
+          <w:color w:val="000000"/>
+        </w:rPr>
         <w:t>7. Lan looks exhausted. She ______ rest.</w:t>
       </w:r>
     </w:p>
     <w:p>
-      <w:r>
+      <w:pPr>
+        <w:keepNext/>
+        <w:spacing w:before="120" w:after="60"/>
+        <w:rPr>
+          <w:color w:val="000000"/>
+        </w:rPr>
+      </w:pPr>
+      <w:r>
+        <w:rPr>
+          <w:color w:val="000000"/>
+        </w:rPr>
         <w:t>8. We ______ be rude to others.</w:t>
       </w:r>
     </w:p>
     <w:p>
-      <w:r>
+      <w:pPr>
+        <w:keepNext/>
+        <w:spacing w:before="120" w:after="60"/>
+        <w:rPr>
+          <w:color w:val="000000"/>
+        </w:rPr>
+      </w:pPr>
+      <w:r>
+        <w:rPr>
+          <w:color w:val="000000"/>
+        </w:rPr>
         <w:t>9. Drivers ______ obey traffic rules.</w:t>
       </w:r>
     </w:p>
     <w:p>
-      <w:r>
+      <w:pPr>
+        <w:keepNext/>
+        <w:spacing w:before="120" w:after="60"/>
+        <w:rPr>
+          <w:color w:val="000000"/>
+        </w:rPr>
+      </w:pPr>
+      <w:r>
+        <w:rPr>
+          <w:color w:val="000000"/>
+        </w:rPr>
         <w:t>10. You ______ worry; everything will be fine.</w:t>
       </w:r>
     </w:p>
     <w:p>
       <w:pPr>
         <w:pStyle w:val="Heading1"/>
+        <w:spacing w:before="240"/>
       </w:pPr>
       <w:r>
         <w:t>PHẦN 3. CHIA ĐỘNG TỪ TRONG NGOẶC (10 điểm)</w:t>
       </w:r>
     </w:p>
     <w:p>
-      <w:r>
+      <w:pPr>
+        <w:keepNext/>
+        <w:spacing w:before="120" w:after="60"/>
+        <w:rPr>
+          <w:color w:val="000000"/>
+        </w:rPr>
+      </w:pPr>
+      <w:r>
+        <w:rPr>
+          <w:color w:val="000000"/>
+        </w:rPr>
         <w:t>1. You should ______ (sleep) earlier.</w:t>
       </w:r>
     </w:p>
     <w:p>
-      <w:r>
+      <w:pPr>
+        <w:keepNext/>
+        <w:spacing w:before="120" w:after="60"/>
+        <w:rPr>
+          <w:color w:val="000000"/>
+        </w:rPr>
+      </w:pPr>
+      <w:r>
+        <w:rPr>
+          <w:color w:val="000000"/>
+        </w:rPr>
         <w:t>2. She ought to ______ (call) her mother.</w:t>
       </w:r>
     </w:p>
     <w:p>
-      <w:r>
+      <w:pPr>
+        <w:keepNext/>
+        <w:spacing w:before="120" w:after="60"/>
+        <w:rPr>
+          <w:color w:val="000000"/>
+        </w:rPr>
+      </w:pPr>
+      <w:r>
+        <w:rPr>
+          <w:color w:val="000000"/>
+        </w:rPr>
         <w:t>3. We shouldn't ______ (make) noise.</w:t>
       </w:r>
     </w:p>
     <w:p>
-      <w:r>
+      <w:pPr>
+        <w:keepNext/>
+        <w:spacing w:before="120" w:after="60"/>
+        <w:rPr>
+          <w:color w:val="000000"/>
+        </w:rPr>
+      </w:pPr>
+      <w:r>
+        <w:rPr>
+          <w:color w:val="000000"/>
+        </w:rPr>
         <w:t>4. Should I ______ (bring) my passport?</w:t>
       </w:r>
     </w:p>
     <w:p>
-      <w:r>
+      <w:pPr>
+        <w:keepNext/>
+        <w:spacing w:before="120" w:after="60"/>
+        <w:rPr>
+          <w:color w:val="000000"/>
+        </w:rPr>
+      </w:pPr>
+      <w:r>
+        <w:rPr>
+          <w:color w:val="000000"/>
+        </w:rPr>
         <w:t>5. He ought not to ______ (eat) fast food.</w:t>
       </w:r>
     </w:p>
     <w:p>
-      <w:r>
+      <w:pPr>
+        <w:keepNext/>
+        <w:spacing w:before="120" w:after="60"/>
+        <w:rPr>
+          <w:color w:val="000000"/>
+        </w:rPr>
+      </w:pPr>
+      <w:r>
+        <w:rPr>
+          <w:color w:val="000000"/>
+        </w:rPr>
         <w:t>6. The bus should ______ (arrive) at nine.</w:t>
       </w:r>
     </w:p>
     <w:p>
-      <w:r>
+      <w:pPr>
+        <w:keepNext/>
+        <w:spacing w:before="120" w:after="60"/>
+        <w:rPr>
+          <w:color w:val="000000"/>
+        </w:rPr>
+      </w:pPr>
+      <w:r>
+        <w:rPr>
+          <w:color w:val="000000"/>
+        </w:rPr>
         <w:t>7. They should be ______ (wait) for us.</w:t>
       </w:r>
     </w:p>
     <w:p>
-      <w:r>
+      <w:pPr>
+        <w:keepNext/>
+        <w:spacing w:before="120" w:after="60"/>
+        <w:rPr>
+          <w:color w:val="000000"/>
+        </w:rPr>
+      </w:pPr>
+      <w:r>
+        <w:rPr>
+          <w:color w:val="000000"/>
+        </w:rPr>
         <w:t>8. I should have ______ (study) harder.</w:t>
       </w:r>
     </w:p>
     <w:p>
-      <w:r>
+      <w:pPr>
+        <w:keepNext/>
+        <w:spacing w:before="120" w:after="60"/>
+        <w:rPr>
+          <w:color w:val="000000"/>
+        </w:rPr>
+      </w:pPr>
+      <w:r>
+        <w:rPr>
+          <w:color w:val="000000"/>
+        </w:rPr>
         <w:t>9. Lan ought to have ______ (tell) the truth.</w:t>
       </w:r>
     </w:p>
     <w:p>
-      <w:r>
+      <w:pPr>
+        <w:keepNext/>
+        <w:spacing w:before="120" w:after="60"/>
+        <w:rPr>
+          <w:color w:val="000000"/>
+        </w:rPr>
+      </w:pPr>
+      <w:r>
+        <w:rPr>
+          <w:color w:val="000000"/>
+        </w:rPr>
         <w:t>10. You shouldn't have ______ (drive) so fast.</w:t>
       </w:r>
     </w:p>
     <w:p>
       <w:pPr>
         <w:pStyle w:val="Heading1"/>
+        <w:spacing w:before="240"/>
       </w:pPr>
       <w:r>
         <w:t>PHẦN 4. CHUYỂN SANG CÂU PHỦ ĐỊNH (10 điểm)</w:t>
       </w:r>
     </w:p>
     <w:p>
-      <w:r>
+      <w:pPr>
+        <w:keepNext/>
+        <w:spacing w:before="120" w:after="60"/>
+        <w:rPr>
+          <w:color w:val="000000"/>
+        </w:rPr>
+      </w:pPr>
+      <w:r>
+        <w:rPr>
+          <w:color w:val="000000"/>
+        </w:rPr>
         <w:t>1. You should call him. → ______________________________</w:t>
       </w:r>
     </w:p>
     <w:p>
-      <w:r>
+      <w:pPr>
+        <w:keepNext/>
+        <w:spacing w:before="120" w:after="60"/>
+        <w:rPr>
+          <w:color w:val="000000"/>
+        </w:rPr>
+      </w:pPr>
+      <w:r>
+        <w:rPr>
+          <w:color w:val="000000"/>
+        </w:rPr>
         <w:t>2. She should work late. → ______________________________</w:t>
       </w:r>
     </w:p>
     <w:p>
-      <w:r>
+      <w:pPr>
+        <w:keepNext/>
+        <w:spacing w:before="120" w:after="60"/>
+        <w:rPr>
+          <w:color w:val="000000"/>
+        </w:rPr>
+      </w:pPr>
+      <w:r>
+        <w:rPr>
+          <w:color w:val="000000"/>
+        </w:rPr>
         <w:t>3. They ought to worry. → ______________________________</w:t>
       </w:r>
     </w:p>
     <w:p>
-      <w:r>
+      <w:pPr>
+        <w:keepNext/>
+        <w:spacing w:before="120" w:after="60"/>
+        <w:rPr>
+          <w:color w:val="000000"/>
+        </w:rPr>
+      </w:pPr>
+      <w:r>
+        <w:rPr>
+          <w:color w:val="000000"/>
+        </w:rPr>
         <w:t>4. Nam should drive fast. → ______________________________</w:t>
       </w:r>
     </w:p>
     <w:p>
-      <w:r>
+      <w:pPr>
+        <w:keepNext/>
+        <w:spacing w:before="120" w:after="60"/>
+        <w:rPr>
+          <w:color w:val="000000"/>
+        </w:rPr>
+      </w:pPr>
+      <w:r>
+        <w:rPr>
+          <w:color w:val="000000"/>
+        </w:rPr>
         <w:t>5. We ought to waste food. → ______________________________</w:t>
       </w:r>
     </w:p>
     <w:p>
-      <w:r>
+      <w:pPr>
+        <w:keepNext/>
+        <w:spacing w:before="120" w:after="60"/>
+        <w:rPr>
+          <w:color w:val="000000"/>
+        </w:rPr>
+      </w:pPr>
+      <w:r>
+        <w:rPr>
+          <w:color w:val="000000"/>
+        </w:rPr>
         <w:t>6. Lan should stay up late. → ______________________________</w:t>
       </w:r>
     </w:p>
     <w:p>
-      <w:r>
+      <w:pPr>
+        <w:keepNext/>
+        <w:spacing w:before="120" w:after="60"/>
+        <w:rPr>
+          <w:color w:val="000000"/>
+        </w:rPr>
+      </w:pPr>
+      <w:r>
+        <w:rPr>
+          <w:color w:val="000000"/>
+        </w:rPr>
         <w:t>7. He ought to ignore the rules. → ______________________________</w:t>
       </w:r>
     </w:p>
     <w:p>
-      <w:r>
+      <w:pPr>
+        <w:keepNext/>
+        <w:spacing w:before="120" w:after="60"/>
+        <w:rPr>
+          <w:color w:val="000000"/>
+        </w:rPr>
+      </w:pPr>
+      <w:r>
+        <w:rPr>
+          <w:color w:val="000000"/>
+        </w:rPr>
         <w:t>8. You should have said that. → ______________________________</w:t>
       </w:r>
     </w:p>
     <w:p>
-      <w:r>
+      <w:pPr>
+        <w:keepNext/>
+        <w:spacing w:before="120" w:after="60"/>
+        <w:rPr>
+          <w:color w:val="000000"/>
+        </w:rPr>
+      </w:pPr>
+      <w:r>
+        <w:rPr>
+          <w:color w:val="000000"/>
+        </w:rPr>
         <w:t>9. They ought to have left early. → ______________________________</w:t>
       </w:r>
     </w:p>
     <w:p>
-      <w:r>
+      <w:pPr>
+        <w:keepNext/>
+        <w:spacing w:before="120" w:after="60"/>
+        <w:rPr>
+          <w:color w:val="000000"/>
+        </w:rPr>
+      </w:pPr>
+      <w:r>
+        <w:rPr>
+          <w:color w:val="000000"/>
+        </w:rPr>
         <w:t>10. She should be working now. → ______________________________</w:t>
       </w:r>
     </w:p>
     <w:p>
       <w:pPr>
         <w:pStyle w:val="Heading1"/>
+        <w:spacing w:before="240"/>
       </w:pPr>
       <w:r>
         <w:t>PHẦN 5. VIẾT CÂU HỎI VỚI SHOULD (10 điểm)</w:t>
       </w:r>
     </w:p>
     <w:p>
-      <w:r>
+      <w:pPr>
+        <w:keepNext/>
+        <w:spacing w:before="120" w:after="60"/>
+        <w:rPr>
+          <w:color w:val="000000"/>
+        </w:rPr>
+      </w:pPr>
+      <w:r>
+        <w:rPr>
+          <w:color w:val="000000"/>
+        </w:rPr>
         <w:t>1. I / call / Lan → ______________________________</w:t>
       </w:r>
     </w:p>
     <w:p>
-      <w:r>
+      <w:pPr>
+        <w:keepNext/>
+        <w:spacing w:before="120" w:after="60"/>
+        <w:rPr>
+          <w:color w:val="000000"/>
+        </w:rPr>
+      </w:pPr>
+      <w:r>
+        <w:rPr>
+          <w:color w:val="000000"/>
+        </w:rPr>
         <w:t>2. we / book / a table → ______________________________</w:t>
       </w:r>
     </w:p>
     <w:p>
-      <w:r>
+      <w:pPr>
+        <w:keepNext/>
+        <w:spacing w:before="120" w:after="60"/>
+        <w:rPr>
+          <w:color w:val="000000"/>
+        </w:rPr>
+      </w:pPr>
+      <w:r>
+        <w:rPr>
+          <w:color w:val="000000"/>
+        </w:rPr>
         <w:t>3. Nam / see / a doctor → ______________________________</w:t>
       </w:r>
     </w:p>
     <w:p>
-      <w:r>
+      <w:pPr>
+        <w:keepNext/>
+        <w:spacing w:before="120" w:after="60"/>
+        <w:rPr>
+          <w:color w:val="000000"/>
+        </w:rPr>
+      </w:pPr>
+      <w:r>
+        <w:rPr>
+          <w:color w:val="000000"/>
+        </w:rPr>
         <w:t>4. she / take / the bus → ______________________________</w:t>
       </w:r>
     </w:p>
     <w:p>
-      <w:r>
+      <w:pPr>
+        <w:keepNext/>
+        <w:spacing w:before="120" w:after="60"/>
+        <w:rPr>
+          <w:color w:val="000000"/>
+        </w:rPr>
+      </w:pPr>
+      <w:r>
+        <w:rPr>
+          <w:color w:val="000000"/>
+        </w:rPr>
         <w:t>5. they / leave / now → ______________________________</w:t>
       </w:r>
     </w:p>
     <w:p>
-      <w:r>
+      <w:pPr>
+        <w:keepNext/>
+        <w:spacing w:before="120" w:after="60"/>
+        <w:rPr>
+          <w:color w:val="000000"/>
+        </w:rPr>
+      </w:pPr>
+      <w:r>
+        <w:rPr>
+          <w:color w:val="000000"/>
+        </w:rPr>
         <w:t>6. I / bring / an umbrella → ______________________________</w:t>
       </w:r>
     </w:p>
     <w:p>
-      <w:r>
+      <w:pPr>
+        <w:keepNext/>
+        <w:spacing w:before="120" w:after="60"/>
+        <w:rPr>
+          <w:color w:val="000000"/>
+        </w:rPr>
+      </w:pPr>
+      <w:r>
+        <w:rPr>
+          <w:color w:val="000000"/>
+        </w:rPr>
         <w:t>7. we / wait / here → ______________________________</w:t>
       </w:r>
     </w:p>
     <w:p>
-      <w:r>
+      <w:pPr>
+        <w:keepNext/>
+        <w:spacing w:before="120" w:after="60"/>
+        <w:rPr>
+          <w:color w:val="000000"/>
+        </w:rPr>
+      </w:pPr>
+      <w:r>
+        <w:rPr>
+          <w:color w:val="000000"/>
+        </w:rPr>
         <w:t>8. he / apologize → ______________________________</w:t>
       </w:r>
     </w:p>
     <w:p>
-      <w:r>
+      <w:pPr>
+        <w:keepNext/>
+        <w:spacing w:before="120" w:after="60"/>
+        <w:rPr>
+          <w:color w:val="000000"/>
+        </w:rPr>
+      </w:pPr>
+      <w:r>
+        <w:rPr>
+          <w:color w:val="000000"/>
+        </w:rPr>
         <w:t>9. I / wear / this shirt → ______________________________</w:t>
       </w:r>
     </w:p>
     <w:p>
-      <w:r>
+      <w:pPr>
+        <w:keepNext/>
+        <w:spacing w:before="120" w:after="60"/>
+        <w:rPr>
+          <w:color w:val="000000"/>
+        </w:rPr>
+      </w:pPr>
+      <w:r>
+        <w:rPr>
+          <w:color w:val="000000"/>
+        </w:rPr>
         <w:t>10. the children / go / to bed → ______________________________</w:t>
       </w:r>
     </w:p>
     <w:p>
       <w:pPr>
         <w:pStyle w:val="Heading1"/>
+        <w:spacing w:before="240"/>
       </w:pPr>
       <w:r>
         <w:t>PHẦN 6. VIẾT LẠI CÂU VỚI SHOULD / OUGHT TO (10 điểm)</w:t>
       </w:r>
     </w:p>
     <w:p>
-      <w:r>
+      <w:pPr>
+        <w:keepNext/>
+        <w:spacing w:before="120" w:after="60"/>
+        <w:rPr>
+          <w:color w:val="000000"/>
+        </w:rPr>
+      </w:pPr>
+      <w:r>
+        <w:rPr>
+          <w:color w:val="000000"/>
+        </w:rPr>
         <w:t>1. My advice is to drink more water. → ______________________________</w:t>
       </w:r>
     </w:p>
     <w:p>
-      <w:r>
+      <w:pPr>
+        <w:keepNext/>
+        <w:spacing w:before="120" w:after="60"/>
+        <w:rPr>
+          <w:color w:val="000000"/>
+        </w:rPr>
+      </w:pPr>
+      <w:r>
+        <w:rPr>
+          <w:color w:val="000000"/>
+        </w:rPr>
         <w:t>2. It is not a good idea to stay up late. → ______________________________</w:t>
       </w:r>
     </w:p>
     <w:p>
-      <w:r>
+      <w:pPr>
+        <w:keepNext/>
+        <w:spacing w:before="120" w:after="60"/>
+        <w:rPr>
+          <w:color w:val="000000"/>
+        </w:rPr>
+      </w:pPr>
+      <w:r>
+        <w:rPr>
+          <w:color w:val="000000"/>
+        </w:rPr>
         <w:t>3. It is your duty to keep your promise. → ______________________________</w:t>
       </w:r>
     </w:p>
     <w:p>
-      <w:r>
+      <w:pPr>
+        <w:keepNext/>
+        <w:spacing w:before="120" w:after="60"/>
+        <w:rPr>
+          <w:color w:val="000000"/>
+        </w:rPr>
+      </w:pPr>
+      <w:r>
+        <w:rPr>
+          <w:color w:val="000000"/>
+        </w:rPr>
         <w:t>4. I expect the train to arrive soon. → ______________________________</w:t>
       </w:r>
     </w:p>
     <w:p>
-      <w:r>
+      <w:pPr>
+        <w:keepNext/>
+        <w:spacing w:before="120" w:after="60"/>
+        <w:rPr>
+          <w:color w:val="000000"/>
+        </w:rPr>
+      </w:pPr>
+      <w:r>
+        <w:rPr>
+          <w:color w:val="000000"/>
+        </w:rPr>
         <w:t>5. My advice is to take a break. → ______________________________</w:t>
       </w:r>
     </w:p>
     <w:p>
-      <w:r>
+      <w:pPr>
+        <w:keepNext/>
+        <w:spacing w:before="120" w:after="60"/>
+        <w:rPr>
+          <w:color w:val="000000"/>
+        </w:rPr>
+      </w:pPr>
+      <w:r>
+        <w:rPr>
+          <w:color w:val="000000"/>
+        </w:rPr>
         <w:t>6. It is wrong to lie to your parents. → ______________________________</w:t>
       </w:r>
     </w:p>
     <w:p>
-      <w:r>
+      <w:pPr>
+        <w:keepNext/>
+        <w:spacing w:before="120" w:after="60"/>
+        <w:rPr>
+          <w:color w:val="000000"/>
+        </w:rPr>
+      </w:pPr>
+      <w:r>
+        <w:rPr>
+          <w:color w:val="000000"/>
+        </w:rPr>
         <w:t>7. I expect Lan to be home now. → ______________________________</w:t>
       </w:r>
     </w:p>
     <w:p>
-      <w:r>
+      <w:pPr>
+        <w:keepNext/>
+        <w:spacing w:before="120" w:after="60"/>
+        <w:rPr>
+          <w:color w:val="000000"/>
+        </w:rPr>
+      </w:pPr>
+      <w:r>
+        <w:rPr>
+          <w:color w:val="000000"/>
+        </w:rPr>
         <w:t>8. My advice is not to drive in the storm. → ______________________________</w:t>
       </w:r>
     </w:p>
     <w:p>
-      <w:r>
+      <w:pPr>
+        <w:keepNext/>
+        <w:spacing w:before="120" w:after="60"/>
+        <w:rPr>
+          <w:color w:val="000000"/>
+        </w:rPr>
+      </w:pPr>
+      <w:r>
+        <w:rPr>
+          <w:color w:val="000000"/>
+        </w:rPr>
         <w:t>9. It was a mistake not to call her. → ______________________________</w:t>
       </w:r>
     </w:p>
     <w:p>
-      <w:r>
+      <w:pPr>
+        <w:keepNext/>
+        <w:spacing w:before="120" w:after="60"/>
+        <w:rPr>
+          <w:color w:val="000000"/>
+        </w:rPr>
+      </w:pPr>
+      <w:r>
+        <w:rPr>
+          <w:color w:val="000000"/>
+        </w:rPr>
         <w:t>10. It was a mistake to spend so much money. → ______________________________</w:t>
       </w:r>
     </w:p>
     <w:p>
       <w:pPr>
         <w:pStyle w:val="Heading1"/>
+        <w:spacing w:before="240"/>
       </w:pPr>
       <w:r>
         <w:t>PHẦN 7. SỬA LỖI SAI (10 điểm)</w:t>
       </w:r>
     </w:p>
     <w:p>
-      <w:r>
+      <w:pPr>
+        <w:keepNext/>
+        <w:spacing w:before="120" w:after="60"/>
+        <w:rPr>
+          <w:color w:val="000000"/>
+        </w:rPr>
+      </w:pPr>
+      <w:r>
+        <w:rPr>
+          <w:color w:val="000000"/>
+        </w:rPr>
         <w:t>1. You should to rest. → ______________________________</w:t>
       </w:r>
     </w:p>
     <w:p>
-      <w:r>
+      <w:pPr>
+        <w:keepNext/>
+        <w:spacing w:before="120" w:after="60"/>
+        <w:rPr>
+          <w:color w:val="000000"/>
+        </w:rPr>
+      </w:pPr>
+      <w:r>
+        <w:rPr>
+          <w:color w:val="000000"/>
+        </w:rPr>
         <w:t>2. She should drinks water. → ______________________________</w:t>
       </w:r>
     </w:p>
     <w:p>
-      <w:r>
+      <w:pPr>
+        <w:keepNext/>
+        <w:spacing w:before="120" w:after="60"/>
+        <w:rPr>
+          <w:color w:val="000000"/>
+        </w:rPr>
+      </w:pPr>
+      <w:r>
+        <w:rPr>
+          <w:color w:val="000000"/>
+        </w:rPr>
         <w:t>3. He ought study harder. → ______________________________</w:t>
       </w:r>
     </w:p>
     <w:p>
-      <w:r>
+      <w:pPr>
+        <w:keepNext/>
+        <w:spacing w:before="120" w:after="60"/>
+        <w:rPr>
+          <w:color w:val="000000"/>
+        </w:rPr>
+      </w:pPr>
+      <w:r>
+        <w:rPr>
+          <w:color w:val="000000"/>
+        </w:rPr>
         <w:t>4. You don't should worry. → ______________________________</w:t>
       </w:r>
     </w:p>
     <w:p>
-      <w:r>
+      <w:pPr>
+        <w:keepNext/>
+        <w:spacing w:before="120" w:after="60"/>
+        <w:rPr>
+          <w:color w:val="000000"/>
+        </w:rPr>
+      </w:pPr>
+      <w:r>
+        <w:rPr>
+          <w:color w:val="000000"/>
+        </w:rPr>
         <w:t>5. Should I to call her? → ______________________________</w:t>
       </w:r>
     </w:p>
     <w:p>
-      <w:r>
+      <w:pPr>
+        <w:keepNext/>
+        <w:spacing w:before="120" w:after="60"/>
+        <w:rPr>
+          <w:color w:val="000000"/>
+        </w:rPr>
+      </w:pPr>
+      <w:r>
+        <w:rPr>
+          <w:color w:val="000000"/>
+        </w:rPr>
         <w:t>6. We ought not waste food. → ______________________________</w:t>
       </w:r>
     </w:p>
     <w:p>
-      <w:r>
+      <w:pPr>
+        <w:keepNext/>
+        <w:spacing w:before="120" w:after="60"/>
+        <w:rPr>
+          <w:color w:val="000000"/>
+        </w:rPr>
+      </w:pPr>
+      <w:r>
+        <w:rPr>
+          <w:color w:val="000000"/>
+        </w:rPr>
         <w:t>7. The bus should arrives soon. → ______________________________</w:t>
       </w:r>
     </w:p>
     <w:p>
-      <w:r>
+      <w:pPr>
+        <w:keepNext/>
+        <w:spacing w:before="120" w:after="60"/>
+        <w:rPr>
+          <w:color w:val="000000"/>
+        </w:rPr>
+      </w:pPr>
+      <w:r>
+        <w:rPr>
+          <w:color w:val="000000"/>
+        </w:rPr>
         <w:t>8. I should have went earlier. → ______________________________</w:t>
       </w:r>
     </w:p>
     <w:p>
-      <w:r>
+      <w:pPr>
+        <w:keepNext/>
+        <w:spacing w:before="120" w:after="60"/>
+        <w:rPr>
+          <w:color w:val="000000"/>
+        </w:rPr>
+      </w:pPr>
+      <w:r>
+        <w:rPr>
+          <w:color w:val="000000"/>
+        </w:rPr>
         <w:t>9. She ought to have tolded us. → ______________________________</w:t>
       </w:r>
     </w:p>
     <w:p>
-      <w:r>
+      <w:pPr>
+        <w:keepNext/>
+        <w:spacing w:before="120" w:after="60"/>
+        <w:rPr>
+          <w:color w:val="000000"/>
+        </w:rPr>
+      </w:pPr>
+      <w:r>
+        <w:rPr>
+          <w:color w:val="000000"/>
+        </w:rPr>
         <w:t>10. You had better to leave now. → ______________________________</w:t>
       </w:r>
     </w:p>
     <w:p>
       <w:pPr>
         <w:pStyle w:val="Heading1"/>
+        <w:spacing w:before="240"/>
       </w:pPr>
       <w:r>
         <w:t>PHẦN 8. DỊCH SANG TIẾNG ANH (10 điểm)</w:t>
       </w:r>
     </w:p>
     <w:p>
-      <w:r>
+      <w:pPr>
+        <w:keepNext/>
+        <w:spacing w:before="120" w:after="60"/>
+        <w:rPr>
+          <w:color w:val="000000"/>
+        </w:rPr>
+      </w:pPr>
+      <w:r>
+        <w:rPr>
+          <w:color w:val="000000"/>
+        </w:rPr>
         <w:t>1. Bạn nên uống nhiều nước hơn.</w:t>
       </w:r>
     </w:p>
     <w:p>
-      <w:r>
+      <w:pPr>
+        <w:keepNext/>
+        <w:spacing w:before="120" w:after="60"/>
+        <w:rPr>
+          <w:color w:val="000000"/>
+        </w:rPr>
+      </w:pPr>
+      <w:r>
+        <w:rPr>
+          <w:color w:val="000000"/>
+        </w:rPr>
         <w:t>2. Cô ấy nên đi khám bác sĩ.</w:t>
       </w:r>
     </w:p>
     <w:p>
-      <w:r>
+      <w:pPr>
+        <w:keepNext/>
+        <w:spacing w:before="120" w:after="60"/>
+        <w:rPr>
+          <w:color w:val="000000"/>
+        </w:rPr>
+      </w:pPr>
+      <w:r>
+        <w:rPr>
+          <w:color w:val="000000"/>
+        </w:rPr>
         <w:t>3. Bạn không nên thức khuya.</w:t>
       </w:r>
     </w:p>
     <w:p>
-      <w:r>
+      <w:pPr>
+        <w:keepNext/>
+        <w:spacing w:before="120" w:after="60"/>
+        <w:rPr>
+          <w:color w:val="000000"/>
+        </w:rPr>
+      </w:pPr>
+      <w:r>
+        <w:rPr>
+          <w:color w:val="000000"/>
+        </w:rPr>
         <w:t>4. Tôi có nên gọi cho Lan không?</w:t>
       </w:r>
     </w:p>
     <w:p>
-      <w:r>
+      <w:pPr>
+        <w:keepNext/>
+        <w:spacing w:before="120" w:after="60"/>
+        <w:rPr>
+          <w:color w:val="000000"/>
+        </w:rPr>
+      </w:pPr>
+      <w:r>
+        <w:rPr>
+          <w:color w:val="000000"/>
+        </w:rPr>
         <w:t>5. Mọi người nên tôn trọng lẫn nhau.</w:t>
       </w:r>
     </w:p>
     <w:p>
-      <w:r>
+      <w:pPr>
+        <w:keepNext/>
+        <w:spacing w:before="120" w:after="60"/>
+        <w:rPr>
+          <w:color w:val="000000"/>
+        </w:rPr>
+      </w:pPr>
+      <w:r>
+        <w:rPr>
+          <w:color w:val="000000"/>
+        </w:rPr>
         <w:t>6. Xe buýt chắc sẽ đến sớm.</w:t>
       </w:r>
     </w:p>
     <w:p>
-      <w:r>
+      <w:pPr>
+        <w:keepNext/>
+        <w:spacing w:before="120" w:after="60"/>
+        <w:rPr>
+          <w:color w:val="000000"/>
+        </w:rPr>
+      </w:pPr>
+      <w:r>
+        <w:rPr>
+          <w:color w:val="000000"/>
+        </w:rPr>
         <w:t>7. Bạn đáng lẽ nên nói với tôi sớm hơn.</w:t>
       </w:r>
     </w:p>
     <w:p>
-      <w:r>
+      <w:pPr>
+        <w:keepNext/>
+        <w:spacing w:before="120" w:after="60"/>
+        <w:rPr>
+          <w:color w:val="000000"/>
+        </w:rPr>
+      </w:pPr>
+      <w:r>
+        <w:rPr>
+          <w:color w:val="000000"/>
+        </w:rPr>
         <w:t>8. Anh ấy đáng lẽ không nên lái xe nhanh như vậy.</w:t>
       </w:r>
     </w:p>
     <w:p>
-      <w:r>
+      <w:pPr>
+        <w:keepNext/>
+        <w:spacing w:before="120" w:after="60"/>
+        <w:rPr>
+          <w:color w:val="000000"/>
+        </w:rPr>
+      </w:pPr>
+      <w:r>
+        <w:rPr>
+          <w:color w:val="000000"/>
+        </w:rPr>
         <w:t>9. Chúng ta nên giữ lời hứa.</w:t>
       </w:r>
     </w:p>
     <w:p>
-      <w:r>
+      <w:pPr>
+        <w:keepNext/>
+        <w:spacing w:before="120" w:after="60"/>
+        <w:rPr>
+          <w:color w:val="000000"/>
+        </w:rPr>
+      </w:pPr>
+      <w:r>
+        <w:rPr>
+          <w:color w:val="000000"/>
+        </w:rPr>
         <w:t>10. Bạn tốt hơn nên mang theo ô.</w:t>
       </w:r>
     </w:p>
     <w:p>
       <w:pPr>
         <w:pStyle w:val="Heading1"/>
+        <w:spacing w:before="240"/>
       </w:pPr>
       <w:r>
         <w:t>PHẦN 9. ĐỌC HIỂU (10 điểm)</w:t>
       </w:r>
     </w:p>
     <w:p>
-      <w:r>
+      <w:pPr>
+        <w:rPr>
+          <w:color w:val="000000"/>
+        </w:rPr>
+      </w:pPr>
+      <w:r>
+        <w:rPr>
+          <w:color w:val="000000"/>
+        </w:rPr>
         <w:t>Đọc đoạn văn:</w:t>
       </w:r>
     </w:p>
     <w:p>
-      <w:r>
+      <w:pPr>
+        <w:rPr>
+          <w:color w:val="000000"/>
+        </w:rPr>
+      </w:pPr>
+      <w:r>
+        <w:rPr>
+          <w:color w:val="000000"/>
+        </w:rPr>
         <w:t>Minh has an important exam next week, but he feels tired and stressed. His teacher says he should make a study plan and ought to take short breaks. He shouldn't study all night because sleep is important. Minh also has a sore throat, so he should drink warm water and ought to see a doctor if it gets worse. Yesterday he played games for three hours. He thinks he should have used that time to review his lessons.</w:t>
       </w:r>
     </w:p>
     <w:p>
-      <w:r>
+      <w:pPr>
+        <w:rPr>
+          <w:color w:val="000000"/>
+        </w:rPr>
+      </w:pPr>
+      <w:r>
+        <w:rPr>
+          <w:color w:val="000000"/>
+        </w:rPr>
         <w:t>Trả lời câu hỏi:</w:t>
       </w:r>
     </w:p>
     <w:p>
-      <w:r>
+      <w:pPr>
+        <w:keepNext/>
+        <w:spacing w:before="120" w:after="60"/>
+        <w:rPr>
+          <w:color w:val="000000"/>
+        </w:rPr>
+      </w:pPr>
+      <w:r>
+        <w:rPr>
+          <w:color w:val="000000"/>
+        </w:rPr>
         <w:t>1. When is Minh's exam?</w:t>
       </w:r>
     </w:p>
     <w:p>
-      <w:r>
+      <w:pPr>
+        <w:keepNext/>
+        <w:spacing w:before="120" w:after="60"/>
+        <w:rPr>
+          <w:color w:val="000000"/>
+        </w:rPr>
+      </w:pPr>
+      <w:r>
+        <w:rPr>
+          <w:color w:val="000000"/>
+        </w:rPr>
         <w:t>2. How does he feel?</w:t>
       </w:r>
     </w:p>
     <w:p>
-      <w:r>
+      <w:pPr>
+        <w:keepNext/>
+        <w:spacing w:before="120" w:after="60"/>
+        <w:rPr>
+          <w:color w:val="000000"/>
+        </w:rPr>
+      </w:pPr>
+      <w:r>
+        <w:rPr>
+          <w:color w:val="000000"/>
+        </w:rPr>
         <w:t>3. What should he make?</w:t>
       </w:r>
     </w:p>
     <w:p>
-      <w:r>
+      <w:pPr>
+        <w:keepNext/>
+        <w:spacing w:before="120" w:after="60"/>
+        <w:rPr>
+          <w:color w:val="000000"/>
+        </w:rPr>
+      </w:pPr>
+      <w:r>
+        <w:rPr>
+          <w:color w:val="000000"/>
+        </w:rPr>
         <w:t>4. What ought he to take?</w:t>
       </w:r>
     </w:p>
     <w:p>
-      <w:r>
+      <w:pPr>
+        <w:keepNext/>
+        <w:spacing w:before="120" w:after="60"/>
+        <w:rPr>
+          <w:color w:val="000000"/>
+        </w:rPr>
+      </w:pPr>
+      <w:r>
+        <w:rPr>
+          <w:color w:val="000000"/>
+        </w:rPr>
         <w:t>5. Should he study all night?</w:t>
       </w:r>
     </w:p>
     <w:p>
-      <w:r>
+      <w:pPr>
+        <w:keepNext/>
+        <w:spacing w:before="120" w:after="60"/>
+        <w:rPr>
+          <w:color w:val="000000"/>
+        </w:rPr>
+      </w:pPr>
+      <w:r>
+        <w:rPr>
+          <w:color w:val="000000"/>
+        </w:rPr>
         <w:t>6. Why is sleep mentioned?</w:t>
       </w:r>
     </w:p>
     <w:p>
-      <w:r>
+      <w:pPr>
+        <w:keepNext/>
+        <w:spacing w:before="120" w:after="60"/>
+        <w:rPr>
+          <w:color w:val="000000"/>
+        </w:rPr>
+      </w:pPr>
+      <w:r>
+        <w:rPr>
+          <w:color w:val="000000"/>
+        </w:rPr>
         <w:t>7. What should he drink?</w:t>
       </w:r>
     </w:p>
     <w:p>
-      <w:r>
+      <w:pPr>
+        <w:keepNext/>
+        <w:spacing w:before="120" w:after="60"/>
+        <w:rPr>
+          <w:color w:val="000000"/>
+        </w:rPr>
+      </w:pPr>
+      <w:r>
+        <w:rPr>
+          <w:color w:val="000000"/>
+        </w:rPr>
         <w:t>8. When ought he to see a doctor?</w:t>
       </w:r>
     </w:p>
     <w:p>
-      <w:r>
+      <w:pPr>
+        <w:keepNext/>
+        <w:spacing w:before="120" w:after="60"/>
+        <w:rPr>
+          <w:color w:val="000000"/>
+        </w:rPr>
+      </w:pPr>
+      <w:r>
+        <w:rPr>
+          <w:color w:val="000000"/>
+        </w:rPr>
         <w:t>9. What did he do for three hours yesterday?</w:t>
       </w:r>
     </w:p>
     <w:p>
-      <w:r>
+      <w:pPr>
+        <w:keepNext/>
+        <w:spacing w:before="120" w:after="60"/>
+        <w:rPr>
+          <w:color w:val="000000"/>
+        </w:rPr>
+      </w:pPr>
+      <w:r>
+        <w:rPr>
+          <w:color w:val="000000"/>
+        </w:rPr>
         <w:t>10. What does he think he should have done?</w:t>
       </w:r>
     </w:p>
     <w:p>
       <w:pPr>
         <w:pStyle w:val="Heading1"/>
+        <w:spacing w:before="240"/>
       </w:pPr>
       <w:r>
         <w:t>PHẦN 10. VIẾT CÂU HOÀN CHỈNH (10 điểm)</w:t>
       </w:r>
     </w:p>
     <w:p>
-      <w:r>
+      <w:pPr>
+        <w:keepNext/>
+        <w:spacing w:before="120" w:after="60"/>
+        <w:rPr>
+          <w:color w:val="000000"/>
+        </w:rPr>
+      </w:pPr>
+      <w:r>
+        <w:rPr>
+          <w:color w:val="000000"/>
+        </w:rPr>
         <w:t>1. you / should / rest → ______________________________</w:t>
       </w:r>
     </w:p>
     <w:p>
-      <w:r>
+      <w:pPr>
+        <w:keepNext/>
+        <w:spacing w:before="120" w:after="60"/>
+        <w:rPr>
+          <w:color w:val="000000"/>
+        </w:rPr>
+      </w:pPr>
+      <w:r>
+        <w:rPr>
+          <w:color w:val="000000"/>
+        </w:rPr>
         <w:t>2. she / ought to / see / doctor → ______________________________</w:t>
       </w:r>
     </w:p>
     <w:p>
-      <w:r>
+      <w:pPr>
+        <w:keepNext/>
+        <w:spacing w:before="120" w:after="60"/>
+        <w:rPr>
+          <w:color w:val="000000"/>
+        </w:rPr>
+      </w:pPr>
+      <w:r>
+        <w:rPr>
+          <w:color w:val="000000"/>
+        </w:rPr>
         <w:t>3. we / should not / waste / water → ______________________________</w:t>
       </w:r>
     </w:p>
     <w:p>
-      <w:r>
+      <w:pPr>
+        <w:keepNext/>
+        <w:spacing w:before="120" w:after="60"/>
+        <w:rPr>
+          <w:color w:val="000000"/>
+        </w:rPr>
+      </w:pPr>
+      <w:r>
+        <w:rPr>
+          <w:color w:val="000000"/>
+        </w:rPr>
         <w:t>4. should / I / call / him / ? → ______________________________</w:t>
       </w:r>
     </w:p>
     <w:p>
-      <w:r>
+      <w:pPr>
+        <w:keepNext/>
+        <w:spacing w:before="120" w:after="60"/>
+        <w:rPr>
+          <w:color w:val="000000"/>
+        </w:rPr>
+      </w:pPr>
+      <w:r>
+        <w:rPr>
+          <w:color w:val="000000"/>
+        </w:rPr>
         <w:t>5. bus / should / arrive / soon → ______________________________</w:t>
       </w:r>
     </w:p>
     <w:p>
-      <w:r>
+      <w:pPr>
+        <w:keepNext/>
+        <w:spacing w:before="120" w:after="60"/>
+        <w:rPr>
+          <w:color w:val="000000"/>
+        </w:rPr>
+      </w:pPr>
+      <w:r>
+        <w:rPr>
+          <w:color w:val="000000"/>
+        </w:rPr>
         <w:t>6. people / ought to / respect / others → ______________________________</w:t>
       </w:r>
     </w:p>
     <w:p>
-      <w:r>
+      <w:pPr>
+        <w:keepNext/>
+        <w:spacing w:before="120" w:after="60"/>
+        <w:rPr>
+          <w:color w:val="000000"/>
+        </w:rPr>
+      </w:pPr>
+      <w:r>
+        <w:rPr>
+          <w:color w:val="000000"/>
+        </w:rPr>
         <w:t>7. you / should be / careful → ______________________________</w:t>
       </w:r>
     </w:p>
     <w:p>
-      <w:r>
+      <w:pPr>
+        <w:keepNext/>
+        <w:spacing w:before="120" w:after="60"/>
+        <w:rPr>
+          <w:color w:val="000000"/>
+        </w:rPr>
+      </w:pPr>
+      <w:r>
+        <w:rPr>
+          <w:color w:val="000000"/>
+        </w:rPr>
         <w:t>8. I / should have / study / harder → ______________________________</w:t>
       </w:r>
     </w:p>
     <w:p>
-      <w:r>
+      <w:pPr>
+        <w:keepNext/>
+        <w:spacing w:before="120" w:after="60"/>
+        <w:rPr>
+          <w:color w:val="000000"/>
+        </w:rPr>
+      </w:pPr>
+      <w:r>
+        <w:rPr>
+          <w:color w:val="000000"/>
+        </w:rPr>
         <w:t>9. he / ought not to have / drive / fast → ______________________________</w:t>
       </w:r>
     </w:p>
     <w:p>
-      <w:r>
+      <w:pPr>
+        <w:keepNext/>
+        <w:spacing w:before="120" w:after="60"/>
+        <w:rPr>
+          <w:color w:val="000000"/>
+        </w:rPr>
+      </w:pPr>
+      <w:r>
+        <w:rPr>
+          <w:color w:val="000000"/>
+        </w:rPr>
         <w:t>10. you / had better / leave / now → ______________________________</w:t>
       </w:r>
     </w:p>
     <w:p>
       <w:pPr>
         <w:spacing w:after="160"/>
-      </w:pPr>
-      <w:r>
+        <w:rPr>
+          <w:color w:val="000000"/>
+        </w:rPr>
+      </w:pPr>
+      <w:r>
+        <w:rPr>
+          <w:color w:val="000000"/>
+        </w:rPr>
         <w:br w:type="page"/>
       </w:r>
     </w:p>
     <w:p>
       <w:pPr>
         <w:pStyle w:val="Title"/>
+        <w:keepNext/>
+        <w:pageBreakBefore/>
+        <w:spacing w:after="240"/>
         <w:jc w:val="center"/>
         <w:rPr>
           <w:rFonts w:ascii="Arial" w:hAnsi="Arial" w:cs="Arial"/>
           <w:b/>
+          <w:color w:val="000000"/>
           <w:sz w:val="32"/>
         </w:rPr>
       </w:pPr>
@@ -662,6 +1719,7 @@
         <w:rPr>
           <w:rFonts w:ascii="Arial" w:hAnsi="Arial" w:cs="Arial"/>
           <w:b/>
+          <w:color w:val="000000"/>
           <w:sz w:val="32"/>
         </w:rPr>
         <w:t>ĐÁP ÁN</w:t>
@@ -670,18 +1728,22 @@
     <w:p>
       <w:pPr>
         <w:pStyle w:val="Title"/>
+        <w:keepNext/>
+        <w:spacing w:after="240"/>
         <w:jc w:val="center"/>
         <w:rPr>
           <w:rFonts w:ascii="Arial" w:hAnsi="Arial" w:cs="Arial"/>
           <w:b/>
-          <w:sz w:val="36"/>
+          <w:color w:val="000000"/>
+          <w:sz w:val="30"/>
         </w:rPr>
       </w:pPr>
       <w:r>
         <w:rPr>
           <w:rFonts w:ascii="Arial" w:hAnsi="Arial" w:cs="Arial"/>
           <w:b/>
-          <w:sz w:val="36"/>
+          <w:color w:val="000000"/>
+          <w:sz w:val="30"/>
         </w:rPr>
         <w:t>BÀI TẬP NGÀY 43 – SHOULD / OUGHT TO</w:t>
       </w:r>
@@ -689,584 +1751,1500 @@
     <w:p>
       <w:pPr>
         <w:pStyle w:val="Heading1"/>
+        <w:spacing w:before="0"/>
       </w:pPr>
       <w:r>
         <w:t>PHẦN 1</w:t>
       </w:r>
     </w:p>
     <w:p>
-      <w:r>
+      <w:pPr>
+        <w:spacing w:after="160"/>
+        <w:rPr>
+          <w:color w:val="000000"/>
+        </w:rPr>
+      </w:pPr>
+      <w:r>
+        <w:rPr>
+          <w:color w:val="000000"/>
+        </w:rPr>
         <w:t>1. A</w:t>
       </w:r>
     </w:p>
     <w:p>
-      <w:r>
+      <w:pPr>
+        <w:spacing w:after="160"/>
+        <w:rPr>
+          <w:color w:val="000000"/>
+        </w:rPr>
+      </w:pPr>
+      <w:r>
+        <w:rPr>
+          <w:color w:val="000000"/>
+        </w:rPr>
         <w:t>2. B</w:t>
       </w:r>
     </w:p>
     <w:p>
-      <w:r>
+      <w:pPr>
+        <w:spacing w:after="160"/>
+        <w:rPr>
+          <w:color w:val="000000"/>
+        </w:rPr>
+      </w:pPr>
+      <w:r>
+        <w:rPr>
+          <w:color w:val="000000"/>
+        </w:rPr>
         <w:t>3. A</w:t>
       </w:r>
     </w:p>
     <w:p>
-      <w:r>
+      <w:pPr>
+        <w:spacing w:after="160"/>
+        <w:rPr>
+          <w:color w:val="000000"/>
+        </w:rPr>
+      </w:pPr>
+      <w:r>
+        <w:rPr>
+          <w:color w:val="000000"/>
+        </w:rPr>
         <w:t>4. B</w:t>
       </w:r>
     </w:p>
     <w:p>
-      <w:r>
+      <w:pPr>
+        <w:spacing w:after="160"/>
+        <w:rPr>
+          <w:color w:val="000000"/>
+        </w:rPr>
+      </w:pPr>
+      <w:r>
+        <w:rPr>
+          <w:color w:val="000000"/>
+        </w:rPr>
         <w:t>5. A</w:t>
       </w:r>
     </w:p>
     <w:p>
-      <w:r>
+      <w:pPr>
+        <w:spacing w:after="160"/>
+        <w:rPr>
+          <w:color w:val="000000"/>
+        </w:rPr>
+      </w:pPr>
+      <w:r>
+        <w:rPr>
+          <w:color w:val="000000"/>
+        </w:rPr>
         <w:t>6. B</w:t>
       </w:r>
     </w:p>
     <w:p>
-      <w:r>
+      <w:pPr>
+        <w:spacing w:after="160"/>
+        <w:rPr>
+          <w:color w:val="000000"/>
+        </w:rPr>
+      </w:pPr>
+      <w:r>
+        <w:rPr>
+          <w:color w:val="000000"/>
+        </w:rPr>
         <w:t>7. B</w:t>
       </w:r>
     </w:p>
     <w:p>
-      <w:r>
+      <w:pPr>
+        <w:spacing w:after="160"/>
+        <w:rPr>
+          <w:color w:val="000000"/>
+        </w:rPr>
+      </w:pPr>
+      <w:r>
+        <w:rPr>
+          <w:color w:val="000000"/>
+        </w:rPr>
         <w:t>8. B</w:t>
       </w:r>
     </w:p>
     <w:p>
-      <w:r>
+      <w:pPr>
+        <w:spacing w:after="160"/>
+        <w:rPr>
+          <w:color w:val="000000"/>
+        </w:rPr>
+      </w:pPr>
+      <w:r>
+        <w:rPr>
+          <w:color w:val="000000"/>
+        </w:rPr>
         <w:t>9. A</w:t>
       </w:r>
     </w:p>
     <w:p>
-      <w:r>
+      <w:pPr>
+        <w:spacing w:after="160"/>
+        <w:rPr>
+          <w:color w:val="000000"/>
+        </w:rPr>
+      </w:pPr>
+      <w:r>
+        <w:rPr>
+          <w:color w:val="000000"/>
+        </w:rPr>
         <w:t>10. C</w:t>
       </w:r>
     </w:p>
     <w:p>
       <w:pPr>
         <w:pStyle w:val="Heading1"/>
+        <w:spacing w:before="240"/>
       </w:pPr>
       <w:r>
         <w:t>PHẦN 2</w:t>
       </w:r>
     </w:p>
     <w:p>
-      <w:r>
+      <w:pPr>
+        <w:spacing w:after="160"/>
+        <w:rPr>
+          <w:color w:val="000000"/>
+        </w:rPr>
+      </w:pPr>
+      <w:r>
+        <w:rPr>
+          <w:color w:val="000000"/>
+        </w:rPr>
         <w:t>1. should/ought to</w:t>
       </w:r>
     </w:p>
     <w:p>
-      <w:r>
+      <w:pPr>
+        <w:spacing w:after="160"/>
+        <w:rPr>
+          <w:color w:val="000000"/>
+        </w:rPr>
+      </w:pPr>
+      <w:r>
+        <w:rPr>
+          <w:color w:val="000000"/>
+        </w:rPr>
         <w:t>2. shouldn't/ought not to</w:t>
       </w:r>
     </w:p>
     <w:p>
-      <w:r>
+      <w:pPr>
+        <w:spacing w:after="160"/>
+        <w:rPr>
+          <w:color w:val="000000"/>
+        </w:rPr>
+      </w:pPr>
+      <w:r>
+        <w:rPr>
+          <w:color w:val="000000"/>
+        </w:rPr>
         <w:t>3. should/ought to</w:t>
       </w:r>
     </w:p>
     <w:p>
-      <w:r>
+      <w:pPr>
+        <w:spacing w:after="160"/>
+        <w:rPr>
+          <w:color w:val="000000"/>
+        </w:rPr>
+      </w:pPr>
+      <w:r>
+        <w:rPr>
+          <w:color w:val="000000"/>
+        </w:rPr>
         <w:t>4. shouldn't/ought not to</w:t>
       </w:r>
     </w:p>
     <w:p>
-      <w:r>
+      <w:pPr>
+        <w:spacing w:after="160"/>
+        <w:rPr>
+          <w:color w:val="000000"/>
+        </w:rPr>
+      </w:pPr>
+      <w:r>
+        <w:rPr>
+          <w:color w:val="000000"/>
+        </w:rPr>
         <w:t>5. should/ought to</w:t>
       </w:r>
     </w:p>
     <w:p>
-      <w:r>
+      <w:pPr>
+        <w:spacing w:after="160"/>
+        <w:rPr>
+          <w:color w:val="000000"/>
+        </w:rPr>
+      </w:pPr>
+      <w:r>
+        <w:rPr>
+          <w:color w:val="000000"/>
+        </w:rPr>
         <w:t>6. shouldn't/ought not to</w:t>
       </w:r>
     </w:p>
     <w:p>
-      <w:r>
+      <w:pPr>
+        <w:spacing w:after="160"/>
+        <w:rPr>
+          <w:color w:val="000000"/>
+        </w:rPr>
+      </w:pPr>
+      <w:r>
+        <w:rPr>
+          <w:color w:val="000000"/>
+        </w:rPr>
         <w:t>7. should/ought to</w:t>
       </w:r>
     </w:p>
     <w:p>
-      <w:r>
+      <w:pPr>
+        <w:spacing w:after="160"/>
+        <w:rPr>
+          <w:color w:val="000000"/>
+        </w:rPr>
+      </w:pPr>
+      <w:r>
+        <w:rPr>
+          <w:color w:val="000000"/>
+        </w:rPr>
         <w:t>8. shouldn't/ought not to</w:t>
       </w:r>
     </w:p>
     <w:p>
-      <w:r>
+      <w:pPr>
+        <w:spacing w:after="160"/>
+        <w:rPr>
+          <w:color w:val="000000"/>
+        </w:rPr>
+      </w:pPr>
+      <w:r>
+        <w:rPr>
+          <w:color w:val="000000"/>
+        </w:rPr>
         <w:t>9. should/ought to</w:t>
       </w:r>
     </w:p>
     <w:p>
-      <w:r>
+      <w:pPr>
+        <w:spacing w:after="160"/>
+        <w:rPr>
+          <w:color w:val="000000"/>
+        </w:rPr>
+      </w:pPr>
+      <w:r>
+        <w:rPr>
+          <w:color w:val="000000"/>
+        </w:rPr>
         <w:t>10. shouldn't/ought not to</w:t>
       </w:r>
     </w:p>
     <w:p>
       <w:pPr>
         <w:pStyle w:val="Heading1"/>
+        <w:spacing w:before="240"/>
       </w:pPr>
       <w:r>
         <w:t>PHẦN 3</w:t>
       </w:r>
     </w:p>
     <w:p>
-      <w:r>
+      <w:pPr>
+        <w:spacing w:after="160"/>
+        <w:rPr>
+          <w:color w:val="000000"/>
+        </w:rPr>
+      </w:pPr>
+      <w:r>
+        <w:rPr>
+          <w:color w:val="000000"/>
+        </w:rPr>
         <w:t>1. sleep</w:t>
       </w:r>
     </w:p>
     <w:p>
-      <w:r>
+      <w:pPr>
+        <w:spacing w:after="160"/>
+        <w:rPr>
+          <w:color w:val="000000"/>
+        </w:rPr>
+      </w:pPr>
+      <w:r>
+        <w:rPr>
+          <w:color w:val="000000"/>
+        </w:rPr>
         <w:t>2. call</w:t>
       </w:r>
     </w:p>
     <w:p>
-      <w:r>
+      <w:pPr>
+        <w:spacing w:after="160"/>
+        <w:rPr>
+          <w:color w:val="000000"/>
+        </w:rPr>
+      </w:pPr>
+      <w:r>
+        <w:rPr>
+          <w:color w:val="000000"/>
+        </w:rPr>
         <w:t>3. make</w:t>
       </w:r>
     </w:p>
     <w:p>
-      <w:r>
+      <w:pPr>
+        <w:spacing w:after="160"/>
+        <w:rPr>
+          <w:color w:val="000000"/>
+        </w:rPr>
+      </w:pPr>
+      <w:r>
+        <w:rPr>
+          <w:color w:val="000000"/>
+        </w:rPr>
         <w:t>4. bring</w:t>
       </w:r>
     </w:p>
     <w:p>
-      <w:r>
+      <w:pPr>
+        <w:spacing w:after="160"/>
+        <w:rPr>
+          <w:color w:val="000000"/>
+        </w:rPr>
+      </w:pPr>
+      <w:r>
+        <w:rPr>
+          <w:color w:val="000000"/>
+        </w:rPr>
         <w:t>5. eat</w:t>
       </w:r>
     </w:p>
     <w:p>
-      <w:r>
+      <w:pPr>
+        <w:spacing w:after="160"/>
+        <w:rPr>
+          <w:color w:val="000000"/>
+        </w:rPr>
+      </w:pPr>
+      <w:r>
+        <w:rPr>
+          <w:color w:val="000000"/>
+        </w:rPr>
         <w:t>6. arrive</w:t>
       </w:r>
     </w:p>
     <w:p>
-      <w:r>
+      <w:pPr>
+        <w:spacing w:after="160"/>
+        <w:rPr>
+          <w:color w:val="000000"/>
+        </w:rPr>
+      </w:pPr>
+      <w:r>
+        <w:rPr>
+          <w:color w:val="000000"/>
+        </w:rPr>
         <w:t>7. waiting</w:t>
       </w:r>
     </w:p>
     <w:p>
-      <w:r>
+      <w:pPr>
+        <w:spacing w:after="160"/>
+        <w:rPr>
+          <w:color w:val="000000"/>
+        </w:rPr>
+      </w:pPr>
+      <w:r>
+        <w:rPr>
+          <w:color w:val="000000"/>
+        </w:rPr>
         <w:t>8. studied</w:t>
       </w:r>
     </w:p>
     <w:p>
-      <w:r>
+      <w:pPr>
+        <w:spacing w:after="160"/>
+        <w:rPr>
+          <w:color w:val="000000"/>
+        </w:rPr>
+      </w:pPr>
+      <w:r>
+        <w:rPr>
+          <w:color w:val="000000"/>
+        </w:rPr>
         <w:t>9. told</w:t>
       </w:r>
     </w:p>
     <w:p>
-      <w:r>
+      <w:pPr>
+        <w:spacing w:after="160"/>
+        <w:rPr>
+          <w:color w:val="000000"/>
+        </w:rPr>
+      </w:pPr>
+      <w:r>
+        <w:rPr>
+          <w:color w:val="000000"/>
+        </w:rPr>
         <w:t>10. driven</w:t>
       </w:r>
     </w:p>
     <w:p>
       <w:pPr>
         <w:pStyle w:val="Heading1"/>
+        <w:spacing w:before="240"/>
       </w:pPr>
       <w:r>
         <w:t>PHẦN 4</w:t>
       </w:r>
     </w:p>
     <w:p>
-      <w:r>
+      <w:pPr>
+        <w:spacing w:after="160"/>
+        <w:rPr>
+          <w:color w:val="000000"/>
+        </w:rPr>
+      </w:pPr>
+      <w:r>
+        <w:rPr>
+          <w:color w:val="000000"/>
+        </w:rPr>
         <w:t>1. You shouldn't call him.</w:t>
       </w:r>
     </w:p>
     <w:p>
-      <w:r>
+      <w:pPr>
+        <w:spacing w:after="160"/>
+        <w:rPr>
+          <w:color w:val="000000"/>
+        </w:rPr>
+      </w:pPr>
+      <w:r>
+        <w:rPr>
+          <w:color w:val="000000"/>
+        </w:rPr>
         <w:t>2. She shouldn't work late.</w:t>
       </w:r>
     </w:p>
     <w:p>
-      <w:r>
+      <w:pPr>
+        <w:spacing w:after="160"/>
+        <w:rPr>
+          <w:color w:val="000000"/>
+        </w:rPr>
+      </w:pPr>
+      <w:r>
+        <w:rPr>
+          <w:color w:val="000000"/>
+        </w:rPr>
         <w:t>3. They ought not to worry.</w:t>
       </w:r>
     </w:p>
     <w:p>
-      <w:r>
+      <w:pPr>
+        <w:spacing w:after="160"/>
+        <w:rPr>
+          <w:color w:val="000000"/>
+        </w:rPr>
+      </w:pPr>
+      <w:r>
+        <w:rPr>
+          <w:color w:val="000000"/>
+        </w:rPr>
         <w:t>4. Nam shouldn't drive fast.</w:t>
       </w:r>
     </w:p>
     <w:p>
-      <w:r>
+      <w:pPr>
+        <w:spacing w:after="160"/>
+        <w:rPr>
+          <w:color w:val="000000"/>
+        </w:rPr>
+      </w:pPr>
+      <w:r>
+        <w:rPr>
+          <w:color w:val="000000"/>
+        </w:rPr>
         <w:t>5. We ought not to waste food.</w:t>
       </w:r>
     </w:p>
     <w:p>
-      <w:r>
+      <w:pPr>
+        <w:spacing w:after="160"/>
+        <w:rPr>
+          <w:color w:val="000000"/>
+        </w:rPr>
+      </w:pPr>
+      <w:r>
+        <w:rPr>
+          <w:color w:val="000000"/>
+        </w:rPr>
         <w:t>6. Lan shouldn't stay up late.</w:t>
       </w:r>
     </w:p>
     <w:p>
-      <w:r>
+      <w:pPr>
+        <w:spacing w:after="160"/>
+        <w:rPr>
+          <w:color w:val="000000"/>
+        </w:rPr>
+      </w:pPr>
+      <w:r>
+        <w:rPr>
+          <w:color w:val="000000"/>
+        </w:rPr>
         <w:t>7. He ought not to ignore the rules.</w:t>
       </w:r>
     </w:p>
     <w:p>
-      <w:r>
+      <w:pPr>
+        <w:spacing w:after="160"/>
+        <w:rPr>
+          <w:color w:val="000000"/>
+        </w:rPr>
+      </w:pPr>
+      <w:r>
+        <w:rPr>
+          <w:color w:val="000000"/>
+        </w:rPr>
         <w:t>8. You shouldn't have said that.</w:t>
       </w:r>
     </w:p>
     <w:p>
-      <w:r>
+      <w:pPr>
+        <w:spacing w:after="160"/>
+        <w:rPr>
+          <w:color w:val="000000"/>
+        </w:rPr>
+      </w:pPr>
+      <w:r>
+        <w:rPr>
+          <w:color w:val="000000"/>
+        </w:rPr>
         <w:t>9. They ought not to have left early.</w:t>
       </w:r>
     </w:p>
     <w:p>
-      <w:r>
+      <w:pPr>
+        <w:spacing w:after="160"/>
+        <w:rPr>
+          <w:color w:val="000000"/>
+        </w:rPr>
+      </w:pPr>
+      <w:r>
+        <w:rPr>
+          <w:color w:val="000000"/>
+        </w:rPr>
         <w:t>10. She shouldn't be working now.</w:t>
       </w:r>
     </w:p>
     <w:p>
       <w:pPr>
         <w:pStyle w:val="Heading1"/>
+        <w:spacing w:before="240"/>
       </w:pPr>
       <w:r>
         <w:t>PHẦN 5</w:t>
       </w:r>
     </w:p>
     <w:p>
-      <w:r>
+      <w:pPr>
+        <w:spacing w:after="160"/>
+        <w:rPr>
+          <w:color w:val="000000"/>
+        </w:rPr>
+      </w:pPr>
+      <w:r>
+        <w:rPr>
+          <w:color w:val="000000"/>
+        </w:rPr>
         <w:t>1. Should I call Lan?</w:t>
       </w:r>
     </w:p>
     <w:p>
-      <w:r>
+      <w:pPr>
+        <w:spacing w:after="160"/>
+        <w:rPr>
+          <w:color w:val="000000"/>
+        </w:rPr>
+      </w:pPr>
+      <w:r>
+        <w:rPr>
+          <w:color w:val="000000"/>
+        </w:rPr>
         <w:t>2. Should we book a table?</w:t>
       </w:r>
     </w:p>
     <w:p>
-      <w:r>
+      <w:pPr>
+        <w:spacing w:after="160"/>
+        <w:rPr>
+          <w:color w:val="000000"/>
+        </w:rPr>
+      </w:pPr>
+      <w:r>
+        <w:rPr>
+          <w:color w:val="000000"/>
+        </w:rPr>
         <w:t>3. Should Nam see a doctor?</w:t>
       </w:r>
     </w:p>
     <w:p>
-      <w:r>
+      <w:pPr>
+        <w:spacing w:after="160"/>
+        <w:rPr>
+          <w:color w:val="000000"/>
+        </w:rPr>
+      </w:pPr>
+      <w:r>
+        <w:rPr>
+          <w:color w:val="000000"/>
+        </w:rPr>
         <w:t>4. Should she take the bus?</w:t>
       </w:r>
     </w:p>
     <w:p>
-      <w:r>
+      <w:pPr>
+        <w:spacing w:after="160"/>
+        <w:rPr>
+          <w:color w:val="000000"/>
+        </w:rPr>
+      </w:pPr>
+      <w:r>
+        <w:rPr>
+          <w:color w:val="000000"/>
+        </w:rPr>
         <w:t>5. Should they leave now?</w:t>
       </w:r>
     </w:p>
     <w:p>
-      <w:r>
+      <w:pPr>
+        <w:spacing w:after="160"/>
+        <w:rPr>
+          <w:color w:val="000000"/>
+        </w:rPr>
+      </w:pPr>
+      <w:r>
+        <w:rPr>
+          <w:color w:val="000000"/>
+        </w:rPr>
         <w:t>6. Should I bring an umbrella?</w:t>
       </w:r>
     </w:p>
     <w:p>
-      <w:r>
+      <w:pPr>
+        <w:spacing w:after="160"/>
+        <w:rPr>
+          <w:color w:val="000000"/>
+        </w:rPr>
+      </w:pPr>
+      <w:r>
+        <w:rPr>
+          <w:color w:val="000000"/>
+        </w:rPr>
         <w:t>7. Should we wait here?</w:t>
       </w:r>
     </w:p>
     <w:p>
-      <w:r>
+      <w:pPr>
+        <w:spacing w:after="160"/>
+        <w:rPr>
+          <w:color w:val="000000"/>
+        </w:rPr>
+      </w:pPr>
+      <w:r>
+        <w:rPr>
+          <w:color w:val="000000"/>
+        </w:rPr>
         <w:t>8. Should he apologize?</w:t>
       </w:r>
     </w:p>
     <w:p>
-      <w:r>
+      <w:pPr>
+        <w:spacing w:after="160"/>
+        <w:rPr>
+          <w:color w:val="000000"/>
+        </w:rPr>
+      </w:pPr>
+      <w:r>
+        <w:rPr>
+          <w:color w:val="000000"/>
+        </w:rPr>
         <w:t>9. Should I wear this shirt?</w:t>
       </w:r>
     </w:p>
     <w:p>
-      <w:r>
+      <w:pPr>
+        <w:spacing w:after="160"/>
+        <w:rPr>
+          <w:color w:val="000000"/>
+        </w:rPr>
+      </w:pPr>
+      <w:r>
+        <w:rPr>
+          <w:color w:val="000000"/>
+        </w:rPr>
         <w:t>10. Should the children go to bed?</w:t>
       </w:r>
     </w:p>
     <w:p>
       <w:pPr>
         <w:pStyle w:val="Heading1"/>
+        <w:spacing w:before="240"/>
       </w:pPr>
       <w:r>
         <w:t>PHẦN 6</w:t>
       </w:r>
     </w:p>
     <w:p>
-      <w:r>
+      <w:pPr>
+        <w:spacing w:after="160"/>
+        <w:rPr>
+          <w:color w:val="000000"/>
+        </w:rPr>
+      </w:pPr>
+      <w:r>
+        <w:rPr>
+          <w:color w:val="000000"/>
+        </w:rPr>
         <w:t>1. You should drink more water.</w:t>
       </w:r>
     </w:p>
     <w:p>
-      <w:r>
+      <w:pPr>
+        <w:spacing w:after="160"/>
+        <w:rPr>
+          <w:color w:val="000000"/>
+        </w:rPr>
+      </w:pPr>
+      <w:r>
+        <w:rPr>
+          <w:color w:val="000000"/>
+        </w:rPr>
         <w:t>2. You shouldn't stay up late.</w:t>
       </w:r>
     </w:p>
     <w:p>
-      <w:r>
+      <w:pPr>
+        <w:spacing w:after="160"/>
+        <w:rPr>
+          <w:color w:val="000000"/>
+        </w:rPr>
+      </w:pPr>
+      <w:r>
+        <w:rPr>
+          <w:color w:val="000000"/>
+        </w:rPr>
         <w:t>3. You ought to keep your promise.</w:t>
       </w:r>
     </w:p>
     <w:p>
-      <w:r>
+      <w:pPr>
+        <w:spacing w:after="160"/>
+        <w:rPr>
+          <w:color w:val="000000"/>
+        </w:rPr>
+      </w:pPr>
+      <w:r>
+        <w:rPr>
+          <w:color w:val="000000"/>
+        </w:rPr>
         <w:t>4. The train should arrive soon.</w:t>
       </w:r>
     </w:p>
     <w:p>
-      <w:r>
+      <w:pPr>
+        <w:spacing w:after="160"/>
+        <w:rPr>
+          <w:color w:val="000000"/>
+        </w:rPr>
+      </w:pPr>
+      <w:r>
+        <w:rPr>
+          <w:color w:val="000000"/>
+        </w:rPr>
         <w:t>5. You should take a break.</w:t>
       </w:r>
     </w:p>
     <w:p>
-      <w:r>
+      <w:pPr>
+        <w:spacing w:after="160"/>
+        <w:rPr>
+          <w:color w:val="000000"/>
+        </w:rPr>
+      </w:pPr>
+      <w:r>
+        <w:rPr>
+          <w:color w:val="000000"/>
+        </w:rPr>
         <w:t>6. You shouldn't lie to your parents.</w:t>
       </w:r>
     </w:p>
     <w:p>
-      <w:r>
+      <w:pPr>
+        <w:spacing w:after="160"/>
+        <w:rPr>
+          <w:color w:val="000000"/>
+        </w:rPr>
+      </w:pPr>
+      <w:r>
+        <w:rPr>
+          <w:color w:val="000000"/>
+        </w:rPr>
         <w:t>7. Lan should be home now.</w:t>
       </w:r>
     </w:p>
     <w:p>
-      <w:r>
+      <w:pPr>
+        <w:spacing w:after="160"/>
+        <w:rPr>
+          <w:color w:val="000000"/>
+        </w:rPr>
+      </w:pPr>
+      <w:r>
+        <w:rPr>
+          <w:color w:val="000000"/>
+        </w:rPr>
         <w:t>8. You shouldn't drive in the storm.</w:t>
       </w:r>
     </w:p>
     <w:p>
-      <w:r>
+      <w:pPr>
+        <w:spacing w:after="160"/>
+        <w:rPr>
+          <w:color w:val="000000"/>
+        </w:rPr>
+      </w:pPr>
+      <w:r>
+        <w:rPr>
+          <w:color w:val="000000"/>
+        </w:rPr>
         <w:t>9. I should have called her.</w:t>
       </w:r>
     </w:p>
     <w:p>
-      <w:r>
+      <w:pPr>
+        <w:spacing w:after="160"/>
+        <w:rPr>
+          <w:color w:val="000000"/>
+        </w:rPr>
+      </w:pPr>
+      <w:r>
+        <w:rPr>
+          <w:color w:val="000000"/>
+        </w:rPr>
         <w:t>10. I shouldn't have spent so much money.</w:t>
       </w:r>
     </w:p>
     <w:p>
       <w:pPr>
         <w:pStyle w:val="Heading1"/>
+        <w:spacing w:before="240"/>
       </w:pPr>
       <w:r>
         <w:t>PHẦN 7</w:t>
       </w:r>
     </w:p>
     <w:p>
-      <w:r>
+      <w:pPr>
+        <w:spacing w:after="160"/>
+        <w:rPr>
+          <w:color w:val="000000"/>
+        </w:rPr>
+      </w:pPr>
+      <w:r>
+        <w:rPr>
+          <w:color w:val="000000"/>
+        </w:rPr>
         <w:t>1. You should rest.</w:t>
       </w:r>
     </w:p>
     <w:p>
-      <w:r>
+      <w:pPr>
+        <w:spacing w:after="160"/>
+        <w:rPr>
+          <w:color w:val="000000"/>
+        </w:rPr>
+      </w:pPr>
+      <w:r>
+        <w:rPr>
+          <w:color w:val="000000"/>
+        </w:rPr>
         <w:t>2. She should drink water.</w:t>
       </w:r>
     </w:p>
     <w:p>
-      <w:r>
+      <w:pPr>
+        <w:spacing w:after="160"/>
+        <w:rPr>
+          <w:color w:val="000000"/>
+        </w:rPr>
+      </w:pPr>
+      <w:r>
+        <w:rPr>
+          <w:color w:val="000000"/>
+        </w:rPr>
         <w:t>3. He ought to study harder.</w:t>
       </w:r>
     </w:p>
     <w:p>
-      <w:r>
+      <w:pPr>
+        <w:spacing w:after="160"/>
+        <w:rPr>
+          <w:color w:val="000000"/>
+        </w:rPr>
+      </w:pPr>
+      <w:r>
+        <w:rPr>
+          <w:color w:val="000000"/>
+        </w:rPr>
         <w:t>4. You shouldn't worry.</w:t>
       </w:r>
     </w:p>
     <w:p>
-      <w:r>
+      <w:pPr>
+        <w:spacing w:after="160"/>
+        <w:rPr>
+          <w:color w:val="000000"/>
+        </w:rPr>
+      </w:pPr>
+      <w:r>
+        <w:rPr>
+          <w:color w:val="000000"/>
+        </w:rPr>
         <w:t>5. Should I call her?</w:t>
       </w:r>
     </w:p>
     <w:p>
-      <w:r>
+      <w:pPr>
+        <w:spacing w:after="160"/>
+        <w:rPr>
+          <w:color w:val="000000"/>
+        </w:rPr>
+      </w:pPr>
+      <w:r>
+        <w:rPr>
+          <w:color w:val="000000"/>
+        </w:rPr>
         <w:t>6. We ought not to waste food.</w:t>
       </w:r>
     </w:p>
     <w:p>
-      <w:r>
+      <w:pPr>
+        <w:spacing w:after="160"/>
+        <w:rPr>
+          <w:color w:val="000000"/>
+        </w:rPr>
+      </w:pPr>
+      <w:r>
+        <w:rPr>
+          <w:color w:val="000000"/>
+        </w:rPr>
         <w:t>7. The bus should arrive soon.</w:t>
       </w:r>
     </w:p>
     <w:p>
-      <w:r>
+      <w:pPr>
+        <w:spacing w:after="160"/>
+        <w:rPr>
+          <w:color w:val="000000"/>
+        </w:rPr>
+      </w:pPr>
+      <w:r>
+        <w:rPr>
+          <w:color w:val="000000"/>
+        </w:rPr>
         <w:t>8. I should have gone earlier.</w:t>
       </w:r>
     </w:p>
     <w:p>
-      <w:r>
+      <w:pPr>
+        <w:spacing w:after="160"/>
+        <w:rPr>
+          <w:color w:val="000000"/>
+        </w:rPr>
+      </w:pPr>
+      <w:r>
+        <w:rPr>
+          <w:color w:val="000000"/>
+        </w:rPr>
         <w:t>9. She ought to have told us.</w:t>
       </w:r>
     </w:p>
     <w:p>
-      <w:r>
+      <w:pPr>
+        <w:spacing w:after="160"/>
+        <w:rPr>
+          <w:color w:val="000000"/>
+        </w:rPr>
+      </w:pPr>
+      <w:r>
+        <w:rPr>
+          <w:color w:val="000000"/>
+        </w:rPr>
         <w:t>10. You had better leave now.</w:t>
       </w:r>
     </w:p>
     <w:p>
       <w:pPr>
         <w:pStyle w:val="Heading1"/>
+        <w:spacing w:before="240"/>
       </w:pPr>
       <w:r>
         <w:t>PHẦN 8</w:t>
       </w:r>
     </w:p>
     <w:p>
-      <w:r>
+      <w:pPr>
+        <w:spacing w:after="160"/>
+        <w:rPr>
+          <w:color w:val="000000"/>
+        </w:rPr>
+      </w:pPr>
+      <w:r>
+        <w:rPr>
+          <w:color w:val="000000"/>
+        </w:rPr>
         <w:t>1. You should drink more water.</w:t>
       </w:r>
     </w:p>
     <w:p>
-      <w:r>
+      <w:pPr>
+        <w:spacing w:after="160"/>
+        <w:rPr>
+          <w:color w:val="000000"/>
+        </w:rPr>
+      </w:pPr>
+      <w:r>
+        <w:rPr>
+          <w:color w:val="000000"/>
+        </w:rPr>
         <w:t>2. She ought to see a doctor.</w:t>
       </w:r>
     </w:p>
     <w:p>
-      <w:r>
+      <w:pPr>
+        <w:spacing w:after="160"/>
+        <w:rPr>
+          <w:color w:val="000000"/>
+        </w:rPr>
+      </w:pPr>
+      <w:r>
+        <w:rPr>
+          <w:color w:val="000000"/>
+        </w:rPr>
         <w:t>3. You shouldn't stay up late.</w:t>
       </w:r>
     </w:p>
     <w:p>
-      <w:r>
+      <w:pPr>
+        <w:spacing w:after="160"/>
+        <w:rPr>
+          <w:color w:val="000000"/>
+        </w:rPr>
+      </w:pPr>
+      <w:r>
+        <w:rPr>
+          <w:color w:val="000000"/>
+        </w:rPr>
         <w:t>4. Should I call Lan?</w:t>
       </w:r>
     </w:p>
     <w:p>
-      <w:r>
+      <w:pPr>
+        <w:spacing w:after="160"/>
+        <w:rPr>
+          <w:color w:val="000000"/>
+        </w:rPr>
+      </w:pPr>
+      <w:r>
+        <w:rPr>
+          <w:color w:val="000000"/>
+        </w:rPr>
         <w:t>5. People should respect each other.</w:t>
       </w:r>
     </w:p>
     <w:p>
-      <w:r>
+      <w:pPr>
+        <w:spacing w:after="160"/>
+        <w:rPr>
+          <w:color w:val="000000"/>
+        </w:rPr>
+      </w:pPr>
+      <w:r>
+        <w:rPr>
+          <w:color w:val="000000"/>
+        </w:rPr>
         <w:t>6. The bus should arrive soon.</w:t>
       </w:r>
     </w:p>
     <w:p>
-      <w:r>
+      <w:pPr>
+        <w:spacing w:after="160"/>
+        <w:rPr>
+          <w:color w:val="000000"/>
+        </w:rPr>
+      </w:pPr>
+      <w:r>
+        <w:rPr>
+          <w:color w:val="000000"/>
+        </w:rPr>
         <w:t>7. You should have told me earlier.</w:t>
       </w:r>
     </w:p>
     <w:p>
-      <w:r>
+      <w:pPr>
+        <w:spacing w:after="160"/>
+        <w:rPr>
+          <w:color w:val="000000"/>
+        </w:rPr>
+      </w:pPr>
+      <w:r>
+        <w:rPr>
+          <w:color w:val="000000"/>
+        </w:rPr>
         <w:t>8. He shouldn't have driven so fast.</w:t>
       </w:r>
     </w:p>
     <w:p>
-      <w:r>
+      <w:pPr>
+        <w:spacing w:after="160"/>
+        <w:rPr>
+          <w:color w:val="000000"/>
+        </w:rPr>
+      </w:pPr>
+      <w:r>
+        <w:rPr>
+          <w:color w:val="000000"/>
+        </w:rPr>
         <w:t>9. We ought to keep our promises.</w:t>
       </w:r>
     </w:p>
     <w:p>
-      <w:r>
+      <w:pPr>
+        <w:spacing w:after="160"/>
+        <w:rPr>
+          <w:color w:val="000000"/>
+        </w:rPr>
+      </w:pPr>
+      <w:r>
+        <w:rPr>
+          <w:color w:val="000000"/>
+        </w:rPr>
         <w:t>10. You had better take an umbrella.</w:t>
       </w:r>
     </w:p>
     <w:p>
       <w:pPr>
         <w:pStyle w:val="Heading1"/>
+        <w:spacing w:before="240"/>
       </w:pPr>
       <w:r>
         <w:t>PHẦN 9</w:t>
       </w:r>
     </w:p>
     <w:p>
-      <w:r>
+      <w:pPr>
+        <w:spacing w:after="160"/>
+        <w:rPr>
+          <w:color w:val="000000"/>
+        </w:rPr>
+      </w:pPr>
+      <w:r>
+        <w:rPr>
+          <w:color w:val="000000"/>
+        </w:rPr>
         <w:t>1. Next week.</w:t>
       </w:r>
     </w:p>
     <w:p>
-      <w:r>
+      <w:pPr>
+        <w:spacing w:after="160"/>
+        <w:rPr>
+          <w:color w:val="000000"/>
+        </w:rPr>
+      </w:pPr>
+      <w:r>
+        <w:rPr>
+          <w:color w:val="000000"/>
+        </w:rPr>
         <w:t>2. Tired and stressed.</w:t>
       </w:r>
     </w:p>
     <w:p>
-      <w:r>
+      <w:pPr>
+        <w:spacing w:after="160"/>
+        <w:rPr>
+          <w:color w:val="000000"/>
+        </w:rPr>
+      </w:pPr>
+      <w:r>
+        <w:rPr>
+          <w:color w:val="000000"/>
+        </w:rPr>
         <w:t>3. A study plan.</w:t>
       </w:r>
     </w:p>
     <w:p>
-      <w:r>
+      <w:pPr>
+        <w:spacing w:after="160"/>
+        <w:rPr>
+          <w:color w:val="000000"/>
+        </w:rPr>
+      </w:pPr>
+      <w:r>
+        <w:rPr>
+          <w:color w:val="000000"/>
+        </w:rPr>
         <w:t>4. Short breaks.</w:t>
       </w:r>
     </w:p>
     <w:p>
-      <w:r>
+      <w:pPr>
+        <w:spacing w:after="160"/>
+        <w:rPr>
+          <w:color w:val="000000"/>
+        </w:rPr>
+      </w:pPr>
+      <w:r>
+        <w:rPr>
+          <w:color w:val="000000"/>
+        </w:rPr>
         <w:t>5. No, he shouldn't.</w:t>
       </w:r>
     </w:p>
     <w:p>
-      <w:r>
+      <w:pPr>
+        <w:spacing w:after="160"/>
+        <w:rPr>
+          <w:color w:val="000000"/>
+        </w:rPr>
+      </w:pPr>
+      <w:r>
+        <w:rPr>
+          <w:color w:val="000000"/>
+        </w:rPr>
         <w:t>6. Because sleep is important.</w:t>
       </w:r>
     </w:p>
     <w:p>
-      <w:r>
+      <w:pPr>
+        <w:spacing w:after="160"/>
+        <w:rPr>
+          <w:color w:val="000000"/>
+        </w:rPr>
+      </w:pPr>
+      <w:r>
+        <w:rPr>
+          <w:color w:val="000000"/>
+        </w:rPr>
         <w:t>7. Warm water.</w:t>
       </w:r>
     </w:p>
     <w:p>
-      <w:r>
+      <w:pPr>
+        <w:spacing w:after="160"/>
+        <w:rPr>
+          <w:color w:val="000000"/>
+        </w:rPr>
+      </w:pPr>
+      <w:r>
+        <w:rPr>
+          <w:color w:val="000000"/>
+        </w:rPr>
         <w:t>8. If his sore throat gets worse.</w:t>
       </w:r>
     </w:p>
     <w:p>
-      <w:r>
+      <w:pPr>
+        <w:spacing w:after="160"/>
+        <w:rPr>
+          <w:color w:val="000000"/>
+        </w:rPr>
+      </w:pPr>
+      <w:r>
+        <w:rPr>
+          <w:color w:val="000000"/>
+        </w:rPr>
         <w:t>9. He played games.</w:t>
       </w:r>
     </w:p>
     <w:p>
-      <w:r>
+      <w:pPr>
+        <w:spacing w:after="160"/>
+        <w:rPr>
+          <w:color w:val="000000"/>
+        </w:rPr>
+      </w:pPr>
+      <w:r>
+        <w:rPr>
+          <w:color w:val="000000"/>
+        </w:rPr>
         <w:t>10. He should have reviewed his lessons.</w:t>
       </w:r>
     </w:p>
     <w:p>
       <w:pPr>
         <w:pStyle w:val="Heading1"/>
+        <w:spacing w:before="240"/>
       </w:pPr>
       <w:r>
         <w:t>PHẦN 10</w:t>
       </w:r>
     </w:p>
     <w:p>
-      <w:r>
+      <w:pPr>
+        <w:spacing w:after="160"/>
+        <w:rPr>
+          <w:color w:val="000000"/>
+        </w:rPr>
+      </w:pPr>
+      <w:r>
+        <w:rPr>
+          <w:color w:val="000000"/>
+        </w:rPr>
         <w:t>1. You should rest.</w:t>
       </w:r>
     </w:p>
     <w:p>
-      <w:r>
+      <w:pPr>
+        <w:spacing w:after="160"/>
+        <w:rPr>
+          <w:color w:val="000000"/>
+        </w:rPr>
+      </w:pPr>
+      <w:r>
+        <w:rPr>
+          <w:color w:val="000000"/>
+        </w:rPr>
         <w:t>2. She ought to see a doctor.</w:t>
       </w:r>
     </w:p>
     <w:p>
-      <w:r>
+      <w:pPr>
+        <w:spacing w:after="160"/>
+        <w:rPr>
+          <w:color w:val="000000"/>
+        </w:rPr>
+      </w:pPr>
+      <w:r>
+        <w:rPr>
+          <w:color w:val="000000"/>
+        </w:rPr>
         <w:t>3. We shouldn't waste water.</w:t>
       </w:r>
     </w:p>
     <w:p>
-      <w:r>
+      <w:pPr>
+        <w:spacing w:after="160"/>
+        <w:rPr>
+          <w:color w:val="000000"/>
+        </w:rPr>
+      </w:pPr>
+      <w:r>
+        <w:rPr>
+          <w:color w:val="000000"/>
+        </w:rPr>
         <w:t>4. Should I call him?</w:t>
       </w:r>
     </w:p>
     <w:p>
-      <w:r>
+      <w:pPr>
+        <w:spacing w:after="160"/>
+        <w:rPr>
+          <w:color w:val="000000"/>
+        </w:rPr>
+      </w:pPr>
+      <w:r>
+        <w:rPr>
+          <w:color w:val="000000"/>
+        </w:rPr>
         <w:t>5. The bus should arrive soon.</w:t>
       </w:r>
     </w:p>
     <w:p>
-      <w:r>
+      <w:pPr>
+        <w:spacing w:after="160"/>
+        <w:rPr>
+          <w:color w:val="000000"/>
+        </w:rPr>
+      </w:pPr>
+      <w:r>
+        <w:rPr>
+          <w:color w:val="000000"/>
+        </w:rPr>
         <w:t>6. People ought to respect others.</w:t>
       </w:r>
     </w:p>
     <w:p>
-      <w:r>
+      <w:pPr>
+        <w:spacing w:after="160"/>
+        <w:rPr>
+          <w:color w:val="000000"/>
+        </w:rPr>
+      </w:pPr>
+      <w:r>
+        <w:rPr>
+          <w:color w:val="000000"/>
+        </w:rPr>
         <w:t>7. You should be careful.</w:t>
       </w:r>
     </w:p>
     <w:p>
-      <w:r>
+      <w:pPr>
+        <w:spacing w:after="160"/>
+        <w:rPr>
+          <w:color w:val="000000"/>
+        </w:rPr>
+      </w:pPr>
+      <w:r>
+        <w:rPr>
+          <w:color w:val="000000"/>
+        </w:rPr>
         <w:t>8. I should have studied harder.</w:t>
       </w:r>
     </w:p>
     <w:p>
-      <w:r>
+      <w:pPr>
+        <w:spacing w:after="160"/>
+        <w:rPr>
+          <w:color w:val="000000"/>
+        </w:rPr>
+      </w:pPr>
+      <w:r>
+        <w:rPr>
+          <w:color w:val="000000"/>
+        </w:rPr>
         <w:t>9. He ought not to have driven fast.</w:t>
       </w:r>
     </w:p>
     <w:p>
-      <w:r>
+      <w:pPr>
+        <w:spacing w:after="160"/>
+        <w:rPr>
+          <w:color w:val="000000"/>
+        </w:rPr>
+      </w:pPr>
+      <w:r>
+        <w:rPr>
+          <w:color w:val="000000"/>
+        </w:rPr>
         <w:t>10. You had better leave now.</w:t>
       </w:r>
     </w:p>
-    <w:p/>
+    <w:p>
+      <w:pPr>
+        <w:rPr>
+          <w:color w:val="000000"/>
+        </w:rPr>
+      </w:pPr>
+    </w:p>
     <w:sectPr>
       <w:pgSz w:w="12240" w:h="15840"/>
       <w:pgMar w:top="850" w:right="1134" w:bottom="850" w:left="1134" w:header="720" w:footer="720" w:gutter="0"/>
